--- a/课程设计/55250530-陈沅沣-题签.docx
+++ b/课程设计/55250530-陈沅沣-题签.docx
@@ -648,8 +648,26 @@
         <w:spacing w:line="280" w:lineRule="exact"/>
         <w:ind w:firstLine="420" w:firstLineChars="0"/>
         <w:textAlignment w:val="auto"/>
-      </w:pPr>
-      <w:r>
+        <w:rPr>
+          <w:color w:val="000000" w:themeColor="text1"/>
+          <w:highlight w:val="yellow"/>
+          <w14:textFill>
+            <w14:solidFill>
+              <w14:schemeClr w14:val="tx1"/>
+            </w14:solidFill>
+          </w14:textFill>
+        </w:rPr>
+      </w:pPr>
+      <w:r>
+        <w:rPr>
+          <w:color w:val="000000" w:themeColor="text1"/>
+          <w:highlight w:val="yellow"/>
+          <w14:textFill>
+            <w14:solidFill>
+              <w14:schemeClr w14:val="tx1"/>
+            </w14:solidFill>
+          </w14:textFill>
+        </w:rPr>
         <w:t>5）【查询】能够按照医生工号或科室查询相关诊疗信息和出诊情况。</w:t>
       </w:r>
     </w:p>
@@ -698,8 +716,26 @@
         <w:spacing w:line="280" w:lineRule="exact"/>
         <w:ind w:firstLine="420" w:firstLineChars="0"/>
         <w:textAlignment w:val="auto"/>
-      </w:pPr>
-      <w:r>
+        <w:rPr>
+          <w:color w:val="000000" w:themeColor="text1"/>
+          <w:highlight w:val="yellow"/>
+          <w14:textFill>
+            <w14:solidFill>
+              <w14:schemeClr w14:val="tx1"/>
+            </w14:solidFill>
+          </w14:textFill>
+        </w:rPr>
+      </w:pPr>
+      <w:r>
+        <w:rPr>
+          <w:color w:val="000000" w:themeColor="text1"/>
+          <w:highlight w:val="yellow"/>
+          <w14:textFill>
+            <w14:solidFill>
+              <w14:schemeClr w14:val="tx1"/>
+            </w14:solidFill>
+          </w14:textFill>
+        </w:rPr>
         <w:t>7）【统计】能够统计某位医生一周营业额、某科室营业额以及医院总营业额。</w:t>
       </w:r>
     </w:p>
@@ -748,10 +784,28 @@
         <w:spacing w:line="280" w:lineRule="exact"/>
         <w:ind w:firstLine="420" w:firstLineChars="0"/>
         <w:textAlignment w:val="auto"/>
-      </w:pPr>
-      <w:r>
-        <w:t>9）【某段时间范围】能够打印某段时间范围内的挂号、诊疗、住院或购药信息。</w:t>
-      </w:r>
+        <w:rPr>
+          <w:rFonts w:hint="eastAsia" w:eastAsiaTheme="minorEastAsia"/>
+          <w:highlight w:val="yellow"/>
+          <w:lang w:eastAsia="zh-CN"/>
+        </w:rPr>
+      </w:pPr>
+      <w:r>
+        <w:rPr>
+          <w:highlight w:val="yellow"/>
+        </w:rPr>
+        <w:t>9）【某段时间范围】能够打印某段时间范围内的挂号、诊疗、住院或购药信息</w:t>
+      </w:r>
+      <w:r>
+        <w:rPr>
+          <w:rFonts w:hint="eastAsia"/>
+          <w:highlight w:val="yellow"/>
+          <w:lang w:eastAsia="zh-CN"/>
+        </w:rPr>
+        <w:t>。</w:t>
+      </w:r>
+      <w:bookmarkStart w:id="0" w:name="_GoBack"/>
+      <w:bookmarkEnd w:id="0"/>
     </w:p>
     <w:p>
       <w:pPr>
@@ -853,8 +907,6 @@
           </wp:inline>
         </w:drawing>
       </w:r>
-      <w:bookmarkStart w:id="0" w:name="_GoBack"/>
-      <w:bookmarkEnd w:id="0"/>
     </w:p>
     <w:sectPr>
       <w:pgSz w:w="11906" w:h="16838"/>

--- a/课程设计/55250530-陈沅沣-题签.docx
+++ b/课程设计/55250530-陈沅沣-题签.docx
@@ -650,7 +650,7 @@
         <w:textAlignment w:val="auto"/>
         <w:rPr>
           <w:color w:val="000000" w:themeColor="text1"/>
-          <w:highlight w:val="yellow"/>
+          <w:highlight w:val="none"/>
           <w14:textFill>
             <w14:solidFill>
               <w14:schemeClr w14:val="tx1"/>
@@ -658,10 +658,11 @@
           </w14:textFill>
         </w:rPr>
       </w:pPr>
+      <w:bookmarkStart w:id="0" w:name="_GoBack"/>
       <w:r>
         <w:rPr>
           <w:color w:val="000000" w:themeColor="text1"/>
-          <w:highlight w:val="yellow"/>
+          <w:highlight w:val="none"/>
           <w14:textFill>
             <w14:solidFill>
               <w14:schemeClr w14:val="tx1"/>
@@ -671,6 +672,7 @@
         <w:t>5）【查询】能够按照医生工号或科室查询相关诊疗信息和出诊情况。</w:t>
       </w:r>
     </w:p>
+    <w:bookmarkEnd w:id="0"/>
     <w:p>
       <w:pPr>
         <w:pStyle w:val="3"/>
@@ -718,7 +720,7 @@
         <w:textAlignment w:val="auto"/>
         <w:rPr>
           <w:color w:val="000000" w:themeColor="text1"/>
-          <w:highlight w:val="yellow"/>
+          <w:highlight w:val="none"/>
           <w14:textFill>
             <w14:solidFill>
               <w14:schemeClr w14:val="tx1"/>
@@ -729,7 +731,7 @@
       <w:r>
         <w:rPr>
           <w:color w:val="000000" w:themeColor="text1"/>
-          <w:highlight w:val="yellow"/>
+          <w:highlight w:val="none"/>
           <w14:textFill>
             <w14:solidFill>
               <w14:schemeClr w14:val="tx1"/>
@@ -782,30 +784,28 @@
         <w:adjustRightInd/>
         <w:snapToGrid/>
         <w:spacing w:line="280" w:lineRule="exact"/>
-        <w:ind w:firstLine="420" w:firstLineChars="0"/>
+        <w:ind w:left="1260" w:leftChars="0" w:firstLine="420" w:firstLineChars="0"/>
         <w:textAlignment w:val="auto"/>
         <w:rPr>
           <w:rFonts w:hint="eastAsia" w:eastAsiaTheme="minorEastAsia"/>
-          <w:highlight w:val="yellow"/>
+          <w:highlight w:val="none"/>
           <w:lang w:eastAsia="zh-CN"/>
         </w:rPr>
       </w:pPr>
       <w:r>
         <w:rPr>
-          <w:highlight w:val="yellow"/>
+          <w:highlight w:val="none"/>
         </w:rPr>
         <w:t>9）【某段时间范围】能够打印某段时间范围内的挂号、诊疗、住院或购药信息</w:t>
       </w:r>
       <w:r>
         <w:rPr>
           <w:rFonts w:hint="eastAsia"/>
-          <w:highlight w:val="yellow"/>
+          <w:highlight w:val="none"/>
           <w:lang w:eastAsia="zh-CN"/>
         </w:rPr>
         <w:t>。</w:t>
       </w:r>
-      <w:bookmarkStart w:id="0" w:name="_GoBack"/>
-      <w:bookmarkEnd w:id="0"/>
     </w:p>
     <w:p>
       <w:pPr>
